--- a/docs/manuscript/cover_letter.docx
+++ b/docs/manuscript/cover_letter.docx
@@ -23,7 +23,7 @@
         <w:rPr>
           <w:rFonts w:ascii="Times New Roman" w:hAnsi="Times New Roman" w:cs="Times New Roman"/>
         </w:rPr>
-        <w:t>Ecological Applications</w:t>
+        <w:t>Ecology and Evolution</w:t>
       </w:r>
     </w:p>
     <w:p>
@@ -89,7 +89,13 @@
         <w:rPr>
           <w:rFonts w:ascii="Times New Roman" w:hAnsi="Times New Roman" w:cs="Times New Roman"/>
         </w:rPr>
-        <w:t xml:space="preserve">Ecological Applications </w:t>
+        <w:t>Ecology and Evolution</w:t>
+      </w:r>
+      <w:r>
+        <w:rPr>
+          <w:rFonts w:ascii="Times New Roman" w:hAnsi="Times New Roman" w:cs="Times New Roman"/>
+        </w:rPr>
+        <w:t xml:space="preserve"> </w:t>
       </w:r>
       <w:r>
         <w:rPr>
@@ -191,7 +197,19 @@
         <w:rPr>
           <w:rFonts w:ascii="Times New Roman" w:hAnsi="Times New Roman" w:cs="Times New Roman"/>
         </w:rPr>
-        <w:t xml:space="preserve"> Method in </w:t>
+        <w:t xml:space="preserve"> </w:t>
+      </w:r>
+      <w:r>
+        <w:rPr>
+          <w:rFonts w:ascii="Times New Roman" w:hAnsi="Times New Roman" w:cs="Times New Roman"/>
+        </w:rPr>
+        <w:t xml:space="preserve">Research Article </w:t>
+      </w:r>
+      <w:r>
+        <w:rPr>
+          <w:rFonts w:ascii="Times New Roman" w:hAnsi="Times New Roman" w:cs="Times New Roman"/>
+        </w:rPr>
+        <w:t xml:space="preserve">in </w:t>
       </w:r>
       <w:r>
         <w:rPr>
@@ -199,13 +217,7 @@
           <w:i/>
           <w:iCs/>
         </w:rPr>
-        <w:t>Ecological Applications</w:t>
-      </w:r>
-      <w:r>
-        <w:rPr>
-          <w:rFonts w:ascii="Times New Roman" w:hAnsi="Times New Roman" w:cs="Times New Roman"/>
-        </w:rPr>
-        <w:t>.</w:t>
+        <w:t>Ecology and Evolution.</w:t>
       </w:r>
     </w:p>
     <w:p>
@@ -1227,7 +1239,6 @@
         <w:rPr>
           <w:rFonts w:ascii="Times New Roman" w:hAnsi="Times New Roman" w:cs="Times New Roman"/>
         </w:rPr>
-        <w:lastRenderedPageBreak/>
         <w:t xml:space="preserve">We believe our manuscript will be of broad interest to </w:t>
       </w:r>
       <w:r>
@@ -1236,105 +1247,7 @@
           <w:i/>
           <w:iCs/>
         </w:rPr>
-        <w:t xml:space="preserve">Ecological Applications </w:t>
-      </w:r>
-      <w:r>
-        <w:rPr>
-          <w:rFonts w:ascii="Times New Roman" w:hAnsi="Times New Roman" w:cs="Times New Roman"/>
-        </w:rPr>
-        <w:t xml:space="preserve">readers given </w:t>
-      </w:r>
-      <w:proofErr w:type="spellStart"/>
-      <w:r>
-        <w:rPr>
-          <w:rFonts w:ascii="Times New Roman" w:hAnsi="Times New Roman" w:cs="Times New Roman"/>
-        </w:rPr>
-        <w:t>hatchR’s</w:t>
-      </w:r>
-      <w:proofErr w:type="spellEnd"/>
-      <w:r>
-        <w:rPr>
-          <w:rFonts w:ascii="Times New Roman" w:hAnsi="Times New Roman" w:cs="Times New Roman"/>
-        </w:rPr>
-        <w:t xml:space="preserve"> applicability across diverse </w:t>
-      </w:r>
-      <w:r>
-        <w:rPr>
-          <w:rFonts w:ascii="Times New Roman" w:hAnsi="Times New Roman" w:cs="Times New Roman"/>
-        </w:rPr>
-        <w:t xml:space="preserve">research </w:t>
-      </w:r>
-      <w:r>
-        <w:rPr>
-          <w:rFonts w:ascii="Times New Roman" w:hAnsi="Times New Roman" w:cs="Times New Roman"/>
-        </w:rPr>
-        <w:t>contexts</w:t>
-      </w:r>
-      <w:r>
-        <w:rPr>
-          <w:rFonts w:ascii="Times New Roman" w:hAnsi="Times New Roman" w:cs="Times New Roman"/>
-        </w:rPr>
-        <w:t xml:space="preserve"> </w:t>
-      </w:r>
-      <w:r>
-        <w:rPr>
-          <w:rFonts w:ascii="Times New Roman" w:hAnsi="Times New Roman" w:cs="Times New Roman"/>
-        </w:rPr>
-        <w:t xml:space="preserve">from localized, management-driven decisions to large-scale </w:t>
-      </w:r>
-      <w:r>
-        <w:rPr>
-          <w:rFonts w:ascii="Times New Roman" w:hAnsi="Times New Roman" w:cs="Times New Roman"/>
-        </w:rPr>
-        <w:t xml:space="preserve">ecological or evolutionary </w:t>
-      </w:r>
-      <w:r>
-        <w:rPr>
-          <w:rFonts w:ascii="Times New Roman" w:hAnsi="Times New Roman" w:cs="Times New Roman"/>
-        </w:rPr>
-        <w:t>research</w:t>
-      </w:r>
-      <w:r>
-        <w:rPr>
-          <w:rFonts w:ascii="Times New Roman" w:hAnsi="Times New Roman" w:cs="Times New Roman"/>
-        </w:rPr>
-        <w:t xml:space="preserve"> </w:t>
-      </w:r>
-      <w:r>
-        <w:rPr>
-          <w:rFonts w:ascii="Times New Roman" w:hAnsi="Times New Roman" w:cs="Times New Roman"/>
-        </w:rPr>
-        <w:t xml:space="preserve">spanning a massively </w:t>
-      </w:r>
-      <w:r>
-        <w:rPr>
-          <w:rFonts w:ascii="Times New Roman" w:hAnsi="Times New Roman" w:cs="Times New Roman"/>
-        </w:rPr>
-        <w:t>diverse</w:t>
-      </w:r>
-      <w:r>
-        <w:rPr>
-          <w:rFonts w:ascii="Times New Roman" w:hAnsi="Times New Roman" w:cs="Times New Roman"/>
-        </w:rPr>
-        <w:t xml:space="preserve"> taxonomic breadth</w:t>
-      </w:r>
-      <w:r>
-        <w:rPr>
-          <w:rFonts w:ascii="Times New Roman" w:hAnsi="Times New Roman" w:cs="Times New Roman"/>
-        </w:rPr>
-        <w:t xml:space="preserve">. A </w:t>
-      </w:r>
-      <w:r>
-        <w:rPr>
-          <w:rFonts w:ascii="Times New Roman" w:hAnsi="Times New Roman" w:cs="Times New Roman"/>
-        </w:rPr>
-        <w:t xml:space="preserve">primarily goal of </w:t>
-      </w:r>
-      <w:r>
-        <w:rPr>
-          <w:rFonts w:ascii="Times New Roman" w:hAnsi="Times New Roman" w:cs="Times New Roman"/>
-        </w:rPr>
-        <w:t xml:space="preserve">publishing in </w:t>
+        <w:t>Ecology and Evolution</w:t>
       </w:r>
       <w:r>
         <w:rPr>
@@ -1342,7 +1255,121 @@
           <w:i/>
           <w:iCs/>
         </w:rPr>
-        <w:t xml:space="preserve">Ecological Applications </w:t>
+        <w:t xml:space="preserve"> </w:t>
+      </w:r>
+      <w:r>
+        <w:rPr>
+          <w:rFonts w:ascii="Times New Roman" w:hAnsi="Times New Roman" w:cs="Times New Roman"/>
+        </w:rPr>
+        <w:t xml:space="preserve">readers given </w:t>
+      </w:r>
+      <w:proofErr w:type="spellStart"/>
+      <w:r>
+        <w:rPr>
+          <w:rFonts w:ascii="Times New Roman" w:hAnsi="Times New Roman" w:cs="Times New Roman"/>
+        </w:rPr>
+        <w:t>hatchR’s</w:t>
+      </w:r>
+      <w:proofErr w:type="spellEnd"/>
+      <w:r>
+        <w:rPr>
+          <w:rFonts w:ascii="Times New Roman" w:hAnsi="Times New Roman" w:cs="Times New Roman"/>
+        </w:rPr>
+        <w:t xml:space="preserve"> applicability across diverse </w:t>
+      </w:r>
+      <w:r>
+        <w:rPr>
+          <w:rFonts w:ascii="Times New Roman" w:hAnsi="Times New Roman" w:cs="Times New Roman"/>
+        </w:rPr>
+        <w:t xml:space="preserve">research </w:t>
+      </w:r>
+      <w:r>
+        <w:rPr>
+          <w:rFonts w:ascii="Times New Roman" w:hAnsi="Times New Roman" w:cs="Times New Roman"/>
+        </w:rPr>
+        <w:t>contexts</w:t>
+      </w:r>
+      <w:r>
+        <w:rPr>
+          <w:rFonts w:ascii="Times New Roman" w:hAnsi="Times New Roman" w:cs="Times New Roman"/>
+        </w:rPr>
+        <w:t xml:space="preserve"> </w:t>
+      </w:r>
+      <w:r>
+        <w:rPr>
+          <w:rFonts w:ascii="Times New Roman" w:hAnsi="Times New Roman" w:cs="Times New Roman"/>
+        </w:rPr>
+        <w:t xml:space="preserve">from localized, management-driven decisions to large-scale </w:t>
+      </w:r>
+      <w:r>
+        <w:rPr>
+          <w:rFonts w:ascii="Times New Roman" w:hAnsi="Times New Roman" w:cs="Times New Roman"/>
+        </w:rPr>
+        <w:t xml:space="preserve">ecological or evolutionary </w:t>
+      </w:r>
+      <w:r>
+        <w:rPr>
+          <w:rFonts w:ascii="Times New Roman" w:hAnsi="Times New Roman" w:cs="Times New Roman"/>
+        </w:rPr>
+        <w:t>research</w:t>
+      </w:r>
+      <w:r>
+        <w:rPr>
+          <w:rFonts w:ascii="Times New Roman" w:hAnsi="Times New Roman" w:cs="Times New Roman"/>
+        </w:rPr>
+        <w:t xml:space="preserve"> </w:t>
+      </w:r>
+      <w:r>
+        <w:rPr>
+          <w:rFonts w:ascii="Times New Roman" w:hAnsi="Times New Roman" w:cs="Times New Roman"/>
+        </w:rPr>
+        <w:t xml:space="preserve">spanning a massively </w:t>
+      </w:r>
+      <w:r>
+        <w:rPr>
+          <w:rFonts w:ascii="Times New Roman" w:hAnsi="Times New Roman" w:cs="Times New Roman"/>
+        </w:rPr>
+        <w:t>diverse</w:t>
+      </w:r>
+      <w:r>
+        <w:rPr>
+          <w:rFonts w:ascii="Times New Roman" w:hAnsi="Times New Roman" w:cs="Times New Roman"/>
+        </w:rPr>
+        <w:t xml:space="preserve"> taxonomic breadth</w:t>
+      </w:r>
+      <w:r>
+        <w:rPr>
+          <w:rFonts w:ascii="Times New Roman" w:hAnsi="Times New Roman" w:cs="Times New Roman"/>
+        </w:rPr>
+        <w:t xml:space="preserve">. A </w:t>
+      </w:r>
+      <w:r>
+        <w:rPr>
+          <w:rFonts w:ascii="Times New Roman" w:hAnsi="Times New Roman" w:cs="Times New Roman"/>
+        </w:rPr>
+        <w:t xml:space="preserve">primarily goal of </w:t>
+      </w:r>
+      <w:r>
+        <w:rPr>
+          <w:rFonts w:ascii="Times New Roman" w:hAnsi="Times New Roman" w:cs="Times New Roman"/>
+        </w:rPr>
+        <w:t xml:space="preserve">publishing in </w:t>
+      </w:r>
+      <w:r>
+        <w:rPr>
+          <w:rFonts w:ascii="Times New Roman" w:hAnsi="Times New Roman" w:cs="Times New Roman"/>
+          <w:i/>
+          <w:iCs/>
+        </w:rPr>
+        <w:t>Ecology and Evolution</w:t>
+      </w:r>
+      <w:r>
+        <w:rPr>
+          <w:rFonts w:ascii="Times New Roman" w:hAnsi="Times New Roman" w:cs="Times New Roman"/>
+          <w:i/>
+          <w:iCs/>
+        </w:rPr>
+        <w:t xml:space="preserve"> </w:t>
       </w:r>
       <w:r>
         <w:rPr>
@@ -1517,7 +1544,7 @@
         <w:rPr>
           <w:rFonts w:ascii="Times New Roman" w:hAnsi="Times New Roman" w:cs="Times New Roman"/>
         </w:rPr>
-        <w:t>David Lytle</w:t>
+        <w:t>Roberto Nespolo</w:t>
       </w:r>
       <w:r>
         <w:rPr>
@@ -1529,7 +1556,7 @@
         <w:rPr>
           <w:rFonts w:ascii="Times New Roman" w:hAnsi="Times New Roman" w:cs="Times New Roman"/>
         </w:rPr>
-        <w:t>Oregon State University</w:t>
+        <w:t>Universidad Austral de Chile</w:t>
       </w:r>
       <w:r>
         <w:rPr>
@@ -1541,7 +1568,7 @@
         <w:rPr>
           <w:rFonts w:ascii="Times New Roman" w:hAnsi="Times New Roman" w:cs="Times New Roman"/>
         </w:rPr>
-        <w:t>lytleda@oregonstate.edu</w:t>
+        <w:t>robertonespolo@uach.cl</w:t>
       </w:r>
     </w:p>
     <w:p>
@@ -1566,7 +1593,7 @@
         <w:rPr>
           <w:rFonts w:ascii="Times New Roman" w:hAnsi="Times New Roman" w:cs="Times New Roman"/>
         </w:rPr>
-        <w:t>Christer Nilsson</w:t>
+        <w:t>Simon Lailvaux</w:t>
       </w:r>
       <w:r>
         <w:rPr>
@@ -1574,90 +1601,11 @@
         </w:rPr>
         <w:t xml:space="preserve">, </w:t>
       </w:r>
-      <w:proofErr w:type="spellStart"/>
-      <w:r>
-        <w:rPr>
-          <w:rFonts w:ascii="Times New Roman" w:hAnsi="Times New Roman" w:cs="Times New Roman"/>
-        </w:rPr>
-        <w:t>Umeå</w:t>
-      </w:r>
-      <w:proofErr w:type="spellEnd"/>
-      <w:r>
-        <w:rPr>
-          <w:rFonts w:ascii="Times New Roman" w:hAnsi="Times New Roman" w:cs="Times New Roman"/>
-        </w:rPr>
-        <w:t xml:space="preserve"> University</w:t>
-      </w:r>
-      <w:r>
-        <w:rPr>
-          <w:rFonts w:ascii="Times New Roman" w:hAnsi="Times New Roman" w:cs="Times New Roman"/>
-        </w:rPr>
-        <w:t xml:space="preserve">, </w:t>
-      </w:r>
-      <w:r>
-        <w:rPr>
-          <w:rFonts w:ascii="Times New Roman" w:hAnsi="Times New Roman" w:cs="Times New Roman"/>
-        </w:rPr>
-        <w:t>christer.nilsson@umu.se</w:t>
-      </w:r>
-    </w:p>
-    <w:p>
-      <w:pPr>
-        <w:pStyle w:val="ListParagraph"/>
-        <w:numPr>
-          <w:ilvl w:val="0"/>
-          <w:numId w:val="1"/>
-        </w:numPr>
-        <w:spacing w:line="240" w:lineRule="auto"/>
-        <w:rPr>
-          <w:rFonts w:ascii="Times New Roman" w:hAnsi="Times New Roman" w:cs="Times New Roman"/>
-        </w:rPr>
-      </w:pPr>
-      <w:r>
-        <w:rPr>
-          <w:rFonts w:ascii="Times New Roman" w:hAnsi="Times New Roman" w:cs="Times New Roman"/>
-        </w:rPr>
-        <w:t xml:space="preserve">Dr. </w:t>
-      </w:r>
-      <w:r>
-        <w:rPr>
-          <w:rFonts w:ascii="Times New Roman" w:hAnsi="Times New Roman" w:cs="Times New Roman"/>
-        </w:rPr>
-        <w:t xml:space="preserve">Rolf </w:t>
-      </w:r>
-      <w:proofErr w:type="spellStart"/>
-      <w:r>
-        <w:rPr>
-          <w:rFonts w:ascii="Times New Roman" w:hAnsi="Times New Roman" w:cs="Times New Roman"/>
-        </w:rPr>
-        <w:t>Vinebrooke</w:t>
-      </w:r>
-      <w:proofErr w:type="spellEnd"/>
-      <w:r>
-        <w:rPr>
-          <w:rFonts w:ascii="Times New Roman" w:hAnsi="Times New Roman" w:cs="Times New Roman"/>
-        </w:rPr>
-        <w:t xml:space="preserve">, </w:t>
-      </w:r>
-      <w:r>
-        <w:rPr>
-          <w:rFonts w:ascii="Times New Roman" w:hAnsi="Times New Roman" w:cs="Times New Roman"/>
-        </w:rPr>
-        <w:t xml:space="preserve">University of </w:t>
-      </w:r>
-      <w:proofErr w:type="spellStart"/>
-      <w:r>
-        <w:rPr>
-          <w:rFonts w:ascii="Times New Roman" w:hAnsi="Times New Roman" w:cs="Times New Roman"/>
-        </w:rPr>
-        <w:t>Albeta</w:t>
-      </w:r>
-      <w:proofErr w:type="spellEnd"/>
-      <w:r>
-        <w:rPr>
-          <w:rFonts w:ascii="Times New Roman" w:hAnsi="Times New Roman" w:cs="Times New Roman"/>
-        </w:rPr>
-        <w:t>, rolf@ualberta.ca</w:t>
+      <w:r>
+        <w:rPr>
+          <w:rFonts w:ascii="Times New Roman" w:hAnsi="Times New Roman" w:cs="Times New Roman"/>
+        </w:rPr>
+        <w:t>University of New Orleans</w:t>
       </w:r>
     </w:p>
     <w:p>

--- a/docs/manuscript/cover_letter.docx
+++ b/docs/manuscript/cover_letter.docx
@@ -47,19 +47,7 @@
         <w:rPr>
           <w:rFonts w:ascii="Times New Roman" w:hAnsi="Times New Roman" w:cs="Times New Roman"/>
         </w:rPr>
-        <w:t>July</w:t>
-      </w:r>
-      <w:r>
-        <w:rPr>
-          <w:rFonts w:ascii="Times New Roman" w:hAnsi="Times New Roman" w:cs="Times New Roman"/>
-        </w:rPr>
-        <w:t xml:space="preserve"> 28</w:t>
-      </w:r>
-      <w:r>
-        <w:rPr>
-          <w:rFonts w:ascii="Times New Roman" w:hAnsi="Times New Roman" w:cs="Times New Roman"/>
-        </w:rPr>
-        <w:t>, 2025</w:t>
+        <w:t>March 4, 2026</w:t>
       </w:r>
     </w:p>
     <w:p>
@@ -675,7 +663,63 @@
         <w:rPr>
           <w:rFonts w:ascii="Times New Roman" w:hAnsi="Times New Roman" w:cs="Times New Roman"/>
         </w:rPr>
-        <w:t xml:space="preserve">To showcase the utility of hatchR, our manuscript presents three case studies. Our fist example </w:t>
+        <w:t xml:space="preserve">Explicitly, our goal with this manuscript is to demonstrate how a recently developed tool specific to fishes could be applied to much broader array of taxa </w:t>
+      </w:r>
+      <w:r>
+        <w:rPr>
+          <w:rFonts w:ascii="Times New Roman" w:hAnsi="Times New Roman" w:cs="Times New Roman"/>
+        </w:rPr>
+        <w:t xml:space="preserve">for which </w:t>
+      </w:r>
+      <w:r>
+        <w:rPr>
+          <w:rFonts w:ascii="Times New Roman" w:hAnsi="Times New Roman" w:cs="Times New Roman"/>
+        </w:rPr>
+        <w:t xml:space="preserve">it was originally developed. As such, the manuscript lands somewhere between a Method </w:t>
+      </w:r>
+      <w:r>
+        <w:rPr>
+          <w:rFonts w:ascii="Times New Roman" w:hAnsi="Times New Roman" w:cs="Times New Roman"/>
+        </w:rPr>
+        <w:t xml:space="preserve">paper </w:t>
+      </w:r>
+      <w:r>
+        <w:rPr>
+          <w:rFonts w:ascii="Times New Roman" w:hAnsi="Times New Roman" w:cs="Times New Roman"/>
+        </w:rPr>
+        <w:t xml:space="preserve">and Software </w:t>
+      </w:r>
+      <w:r>
+        <w:rPr>
+          <w:rFonts w:ascii="Times New Roman" w:hAnsi="Times New Roman" w:cs="Times New Roman"/>
+        </w:rPr>
+        <w:t>note</w:t>
+      </w:r>
+      <w:r>
+        <w:rPr>
+          <w:rFonts w:ascii="Times New Roman" w:hAnsi="Times New Roman" w:cs="Times New Roman"/>
+        </w:rPr>
+        <w:t xml:space="preserve"> in the Research Article Manuscript Type, as discussed in Ecology and Evolution’s author guidelines. </w:t>
+      </w:r>
+      <w:r>
+        <w:rPr>
+          <w:rFonts w:ascii="Times New Roman" w:hAnsi="Times New Roman" w:cs="Times New Roman"/>
+        </w:rPr>
+        <w:t xml:space="preserve">To showcase the utility of </w:t>
+      </w:r>
+      <w:proofErr w:type="spellStart"/>
+      <w:r>
+        <w:rPr>
+          <w:rFonts w:ascii="Times New Roman" w:hAnsi="Times New Roman" w:cs="Times New Roman"/>
+        </w:rPr>
+        <w:t>hatchR</w:t>
+      </w:r>
+      <w:proofErr w:type="spellEnd"/>
+      <w:r>
+        <w:rPr>
+          <w:rFonts w:ascii="Times New Roman" w:hAnsi="Times New Roman" w:cs="Times New Roman"/>
+        </w:rPr>
+        <w:t xml:space="preserve">, our manuscript presents three case studies. Our fist example </w:t>
       </w:r>
       <w:r>
         <w:rPr>
@@ -1077,6 +1121,7 @@
         <w:rPr>
           <w:rFonts w:ascii="Times New Roman" w:hAnsi="Times New Roman" w:cs="Times New Roman"/>
         </w:rPr>
+        <w:lastRenderedPageBreak/>
         <w:t>Beyond the manuscript</w:t>
       </w:r>
       <w:r>
@@ -1173,7 +1218,13 @@
         <w:rPr>
           <w:rFonts w:ascii="Times New Roman" w:hAnsi="Times New Roman" w:cs="Times New Roman"/>
         </w:rPr>
-        <w:t xml:space="preserve"> 3,475</w:t>
+        <w:t xml:space="preserve"> 3,</w:t>
+      </w:r>
+      <w:r>
+        <w:rPr>
+          <w:rFonts w:ascii="Times New Roman" w:hAnsi="Times New Roman" w:cs="Times New Roman"/>
+        </w:rPr>
+        <w:t>996</w:t>
       </w:r>
       <w:r>
         <w:rPr>
@@ -1557,18 +1608,6 @@
           <w:rFonts w:ascii="Times New Roman" w:hAnsi="Times New Roman" w:cs="Times New Roman"/>
         </w:rPr>
         <w:t>Universidad Austral de Chile</w:t>
-      </w:r>
-      <w:r>
-        <w:rPr>
-          <w:rFonts w:ascii="Times New Roman" w:hAnsi="Times New Roman" w:cs="Times New Roman"/>
-        </w:rPr>
-        <w:t xml:space="preserve">, </w:t>
-      </w:r>
-      <w:r>
-        <w:rPr>
-          <w:rFonts w:ascii="Times New Roman" w:hAnsi="Times New Roman" w:cs="Times New Roman"/>
-        </w:rPr>
-        <w:t>robertonespolo@uach.cl</w:t>
       </w:r>
     </w:p>
     <w:p>

--- a/docs/manuscript/cover_letter.docx
+++ b/docs/manuscript/cover_letter.docx
@@ -77,13 +77,7 @@
         <w:rPr>
           <w:rFonts w:ascii="Times New Roman" w:hAnsi="Times New Roman" w:cs="Times New Roman"/>
         </w:rPr>
-        <w:t>Ecology and Evolution</w:t>
-      </w:r>
-      <w:r>
-        <w:rPr>
-          <w:rFonts w:ascii="Times New Roman" w:hAnsi="Times New Roman" w:cs="Times New Roman"/>
-        </w:rPr>
-        <w:t xml:space="preserve"> </w:t>
+        <w:t xml:space="preserve">Ecology and Evolution </w:t>
       </w:r>
       <w:r>
         <w:rPr>
@@ -1218,13 +1212,13 @@
         <w:rPr>
           <w:rFonts w:ascii="Times New Roman" w:hAnsi="Times New Roman" w:cs="Times New Roman"/>
         </w:rPr>
-        <w:t xml:space="preserve"> 3,</w:t>
-      </w:r>
-      <w:r>
-        <w:rPr>
-          <w:rFonts w:ascii="Times New Roman" w:hAnsi="Times New Roman" w:cs="Times New Roman"/>
-        </w:rPr>
-        <w:t>996</w:t>
+        <w:t xml:space="preserve"> </w:t>
+      </w:r>
+      <w:r>
+        <w:rPr>
+          <w:rFonts w:ascii="Times New Roman" w:hAnsi="Times New Roman" w:cs="Times New Roman"/>
+        </w:rPr>
+        <w:t>5,324</w:t>
       </w:r>
       <w:r>
         <w:rPr>
@@ -1679,41 +1673,47 @@
         </w:rPr>
         <w:t xml:space="preserve">Dr. </w:t>
       </w:r>
-      <w:r>
-        <w:rPr>
-          <w:rFonts w:ascii="Times New Roman" w:hAnsi="Times New Roman" w:cs="Times New Roman"/>
-        </w:rPr>
-        <w:t xml:space="preserve">Amanda </w:t>
-      </w:r>
-      <w:r>
-        <w:rPr>
-          <w:rFonts w:ascii="Times New Roman" w:hAnsi="Times New Roman" w:cs="Times New Roman"/>
-        </w:rPr>
-        <w:t>Cicchino</w:t>
-      </w:r>
-      <w:r>
-        <w:rPr>
-          <w:rFonts w:ascii="Times New Roman" w:hAnsi="Times New Roman" w:cs="Times New Roman"/>
-        </w:rPr>
-        <w:t>, University of Guelph</w:t>
-      </w:r>
-      <w:r>
-        <w:rPr>
-          <w:rFonts w:ascii="Times New Roman" w:hAnsi="Times New Roman" w:cs="Times New Roman"/>
-        </w:rPr>
-        <w:t xml:space="preserve">, </w:t>
-      </w:r>
-      <w:r>
-        <w:rPr>
-          <w:rFonts w:ascii="Times New Roman" w:hAnsi="Times New Roman" w:cs="Times New Roman"/>
-        </w:rPr>
-        <w:t>amanda.cicchino</w:t>
-      </w:r>
-      <w:r>
-        <w:rPr>
-          <w:rFonts w:ascii="Times New Roman" w:hAnsi="Times New Roman" w:cs="Times New Roman"/>
-        </w:rPr>
-        <w:t>@guelph.ca</w:t>
+      <w:proofErr w:type="spellStart"/>
+      <w:r>
+        <w:rPr>
+          <w:rFonts w:ascii="Times New Roman" w:hAnsi="Times New Roman" w:cs="Times New Roman"/>
+        </w:rPr>
+        <w:t>Zanethia</w:t>
+      </w:r>
+      <w:proofErr w:type="spellEnd"/>
+      <w:r>
+        <w:rPr>
+          <w:rFonts w:ascii="Times New Roman" w:hAnsi="Times New Roman" w:cs="Times New Roman"/>
+        </w:rPr>
+        <w:t xml:space="preserve"> </w:t>
+      </w:r>
+      <w:proofErr w:type="spellStart"/>
+      <w:proofErr w:type="gramStart"/>
+      <w:r>
+        <w:rPr>
+          <w:rFonts w:ascii="Times New Roman" w:hAnsi="Times New Roman" w:cs="Times New Roman"/>
+        </w:rPr>
+        <w:t>Barnett,U.S</w:t>
+      </w:r>
+      <w:proofErr w:type="spellEnd"/>
+      <w:r>
+        <w:rPr>
+          <w:rFonts w:ascii="Times New Roman" w:hAnsi="Times New Roman" w:cs="Times New Roman"/>
+        </w:rPr>
+        <w:t>.</w:t>
+      </w:r>
+      <w:proofErr w:type="gramEnd"/>
+      <w:r>
+        <w:rPr>
+          <w:rFonts w:ascii="Times New Roman" w:hAnsi="Times New Roman" w:cs="Times New Roman"/>
+        </w:rPr>
+        <w:t xml:space="preserve"> Forest Service </w:t>
+      </w:r>
+      <w:r>
+        <w:rPr>
+          <w:rFonts w:ascii="Times New Roman" w:hAnsi="Times New Roman" w:cs="Times New Roman"/>
+        </w:rPr>
+        <w:t>zanethia.c.barnett@usda.gov</w:t>
       </w:r>
     </w:p>
     <w:p>
@@ -1738,13 +1738,13 @@
         <w:rPr>
           <w:rFonts w:ascii="Times New Roman" w:hAnsi="Times New Roman" w:cs="Times New Roman"/>
         </w:rPr>
-        <w:t xml:space="preserve">Agustin Camacho, University of Madrid, </w:t>
-      </w:r>
-      <w:r>
-        <w:rPr>
-          <w:rFonts w:ascii="Times New Roman" w:hAnsi="Times New Roman" w:cs="Times New Roman"/>
-        </w:rPr>
-        <w:t>agustin.camacho@uam.es</w:t>
+        <w:t xml:space="preserve">Annika Rose-Person, Gonzaga University, </w:t>
+      </w:r>
+      <w:r>
+        <w:rPr>
+          <w:rFonts w:ascii="Times New Roman" w:hAnsi="Times New Roman" w:cs="Times New Roman"/>
+        </w:rPr>
+        <w:t>rose-person@gonzaga.edu</w:t>
       </w:r>
     </w:p>
     <w:p>
@@ -1763,86 +1763,25 @@
         <w:rPr>
           <w:rFonts w:ascii="Times New Roman" w:hAnsi="Times New Roman" w:cs="Times New Roman"/>
         </w:rPr>
-        <w:t xml:space="preserve">Dr. </w:t>
-      </w:r>
-      <w:r>
-        <w:rPr>
-          <w:rFonts w:ascii="Times New Roman" w:hAnsi="Times New Roman" w:cs="Times New Roman"/>
-        </w:rPr>
-        <w:t>Vanessa Kellermann</w:t>
-      </w:r>
-      <w:r>
-        <w:rPr>
-          <w:rFonts w:ascii="Times New Roman" w:hAnsi="Times New Roman" w:cs="Times New Roman"/>
-        </w:rPr>
-        <w:t xml:space="preserve">, </w:t>
-      </w:r>
-      <w:r>
-        <w:rPr>
-          <w:rFonts w:ascii="Times New Roman" w:hAnsi="Times New Roman" w:cs="Times New Roman"/>
-        </w:rPr>
-        <w:t>La Trobe Universi</w:t>
-      </w:r>
-      <w:r>
-        <w:rPr>
-          <w:rFonts w:ascii="Times New Roman" w:hAnsi="Times New Roman" w:cs="Times New Roman"/>
-        </w:rPr>
-        <w:t>ty</w:t>
-      </w:r>
-      <w:r>
-        <w:rPr>
-          <w:rFonts w:ascii="Times New Roman" w:hAnsi="Times New Roman" w:cs="Times New Roman"/>
-        </w:rPr>
-        <w:t xml:space="preserve">, </w:t>
-      </w:r>
-      <w:r>
-        <w:t>V.Kellermann@latrobe.edu.au</w:t>
-      </w:r>
-    </w:p>
-    <w:p>
-      <w:pPr>
-        <w:pStyle w:val="ListParagraph"/>
-        <w:numPr>
-          <w:ilvl w:val="0"/>
-          <w:numId w:val="2"/>
-        </w:numPr>
-        <w:spacing w:line="240" w:lineRule="auto"/>
-        <w:rPr>
-          <w:rFonts w:ascii="Times New Roman" w:hAnsi="Times New Roman" w:cs="Times New Roman"/>
-        </w:rPr>
-      </w:pPr>
-      <w:r>
-        <w:rPr>
-          <w:rFonts w:ascii="Times New Roman" w:hAnsi="Times New Roman" w:cs="Times New Roman"/>
-        </w:rPr>
-        <w:t xml:space="preserve">Dr. </w:t>
-      </w:r>
-      <w:r>
-        <w:rPr>
-          <w:rFonts w:ascii="Times New Roman" w:hAnsi="Times New Roman" w:cs="Times New Roman"/>
-        </w:rPr>
-        <w:t>Alisha Shah</w:t>
-      </w:r>
-      <w:r>
-        <w:rPr>
-          <w:rFonts w:ascii="Times New Roman" w:hAnsi="Times New Roman" w:cs="Times New Roman"/>
-        </w:rPr>
-        <w:t xml:space="preserve">, </w:t>
-      </w:r>
-      <w:r>
-        <w:rPr>
-          <w:rFonts w:ascii="Times New Roman" w:hAnsi="Times New Roman" w:cs="Times New Roman"/>
-        </w:rPr>
-        <w:t>Michigan State University</w:t>
-      </w:r>
-      <w:r>
-        <w:rPr>
-          <w:rFonts w:ascii="Times New Roman" w:hAnsi="Times New Roman" w:cs="Times New Roman"/>
-        </w:rPr>
-        <w:t xml:space="preserve">, </w:t>
-      </w:r>
-      <w:r>
-        <w:t>aashah@msu.edu</w:t>
+        <w:t xml:space="preserve">Dr. Robert Fisher, U.S. </w:t>
+      </w:r>
+      <w:r>
+        <w:rPr>
+          <w:rFonts w:ascii="Times New Roman" w:hAnsi="Times New Roman" w:cs="Times New Roman"/>
+        </w:rPr>
+        <w:t>Geological</w:t>
+      </w:r>
+      <w:r>
+        <w:rPr>
+          <w:rFonts w:ascii="Times New Roman" w:hAnsi="Times New Roman" w:cs="Times New Roman"/>
+        </w:rPr>
+        <w:t xml:space="preserve"> Survey, </w:t>
+      </w:r>
+      <w:r>
+        <w:rPr>
+          <w:rFonts w:ascii="Times New Roman" w:hAnsi="Times New Roman" w:cs="Times New Roman"/>
+        </w:rPr>
+        <w:t>rfisher@usgs.gov</w:t>
       </w:r>
     </w:p>
     <w:p>
